--- a/data/analysis/Reportes/Archivo/Analisis_Hidrometeorologico_2026-09-27.docx
+++ b/data/analysis/Reportes/Archivo/Analisis_Hidrometeorologico_2026-09-27.docx
@@ -35,7 +35,7 @@
           <w:rFonts w:ascii="Arial" w:hAnsi="Arial"/>
           <w:sz w:val="19"/>
         </w:rPr>
-        <w:t>CORTE: 2026-09-27 08:59</w:t>
+        <w:t>CORTE: 2026-09-27 14:04</w:t>
       </w:r>
     </w:p>
     <w:p>
@@ -75,7 +75,7 @@
           <w:rFonts w:ascii="Arial" w:hAnsi="Arial"/>
           <w:sz w:val="19"/>
         </w:rPr>
-        <w:t>Al corte de las 08:59 h, la lectura debe mantenerse integrada y no por cuencas aisladas. La señal hidrométrica más reciente tiene como referencia principal el corte vigente de niveles y la lluvia observada/prevista sobre Guatemala, Chiapas y Tabasco. El mayor cambio de 24 h entre estaciones observadas es Pueblo Nuevo +0.20 m/24 h. La prioridad operativa es confirmar cualquier cambio de escenario con coincidencia de lluvia, saturación, niveles, caudales y operación de presas; el pronóstico por sí solo no constituye una creciente confirmada.</w:t>
+        <w:t>Al corte de las 14:04 h, la lectura debe mantenerse integrada y no por cuencas aisladas. La señal hidrométrica más reciente tiene como referencia principal el corte vigente de niveles y la lluvia observada/prevista sobre Guatemala, Chiapas y Tabasco. El mayor cambio de 24 h entre estaciones observadas es Pueblo Nuevo +0.34 m/24 h. La prioridad operativa es confirmar cualquier cambio de escenario con coincidencia de lluvia, saturación, niveles, caudales y operación de presas; el pronóstico por sí solo no constituye una creciente confirmada.</w:t>
       </w:r>
     </w:p>
     <w:p>
@@ -315,7 +315,7 @@
           <w:rFonts w:ascii="Arial" w:hAnsi="Arial"/>
           <w:sz w:val="19"/>
         </w:rPr>
-        <w:t>Boca del Cerro registra 15.33 m, con variación de 24 h +0.13 m. En la cuenca alta de Guatemala, El Tigre reporta 9.35 m y 2573.8 m³/s; El Porvenir/La Pasión 3.82 m y 618.7 m³/s. La secuencia de vigilancia se mantiene Guatemala → Lacantún → Boca del Cerro/Tenosique → Balancán → Emiliano Zapata → Jonuta → Centla. Pronóstico SMN para Usumacinta: 0-24 h: 75 a 150 mm; 24-48 h: 75 a 150 mm; 48-72 h: 75 a 150 mm; 72-96 h: 50 a 75 mm.</w:t>
+        <w:t>Boca del Cerro registra 15.33 m, con variación de 24 h +0.05 m. En la cuenca alta de Guatemala, El Tigre reporta 9.35 m y 2573.8 m³/s; El Porvenir/La Pasión 3.82 m y 618.7 m³/s. La secuencia de vigilancia se mantiene Guatemala → Lacantún → Boca del Cerro/Tenosique → Balancán → Emiliano Zapata → Jonuta → Centla. Pronóstico SMN para Usumacinta: 0-24 h: 75 a 150 mm; 24-48 h: 75 a 150 mm; 48-72 h: 50 a 75 mm; 72-96 h: 50 a 75 mm.</w:t>
       </w:r>
     </w:p>
     <w:tbl>
@@ -450,7 +450,7 @@
                 <w:b w:val="0"/>
                 <w:sz w:val="16"/>
               </w:rPr>
-              <w:t>138.33 m; 274.45 m³/s; lluvia 24 h 13.8 mm</w:t>
+              <w:t>138.33 m; 274.45 m³/s; lluvia 24 h 0.0 mm</w:t>
             </w:r>
           </w:p>
         </w:tc>
@@ -497,7 +497,7 @@
                 <w:b w:val="0"/>
                 <w:sz w:val="16"/>
               </w:rPr>
-              <w:t>15.33 m; Δ24 h +0.13 m</w:t>
+              <w:t>15.33 m; Δ24 h +0.05 m</w:t>
             </w:r>
           </w:p>
         </w:tc>
@@ -535,7 +535,7 @@
           <w:rFonts w:ascii="Arial" w:hAnsi="Arial"/>
           <w:sz w:val="19"/>
         </w:rPr>
-        <w:t>Los Ríos Serranos tienen respuesta más rápida que el Usumacinta. Oxolotán 35.15 m, Tapijulapa 17.06 m, Teapa 34.45 m y Puyacatengo 25.35 m. Deben vigilarse primero lluvia horaria y estaciones aguas arriba antes de esperar una respuesta en el Grijalva de Villahermosa. Pronóstico SMN Bajo Grijalva–Ríos de la Sierra: 0-24 h: 75 a 150 mm; 24-48 h: 75 a 150 mm; 48-72 h: 75 a 150 mm; 72-96 h: 50 a 75 mm.</w:t>
+        <w:t>Los Ríos Serranos tienen respuesta más rápida que el Usumacinta. Oxolotán 34.88 m, Tapijulapa 17.27 m, Teapa 34.37 m y Puyacatengo 25.33 m. Deben vigilarse primero lluvia horaria y estaciones aguas arriba antes de esperar una respuesta en el Grijalva de Villahermosa. Pronóstico SMN Bajo Grijalva–Ríos de la Sierra: 0-24 h: 75 a 150 mm; 24-48 h: 75 a 150 mm; 48-72 h: 50 a 75 mm; 72-96 h: 25 a 50 mm.</w:t>
       </w:r>
     </w:p>
     <w:tbl>
@@ -764,7 +764,7 @@
                 <w:b w:val="0"/>
                 <w:sz w:val="16"/>
               </w:rPr>
-              <w:t>Salto de Agua 5.70 m; Macuspana 6.78 m</w:t>
+              <w:t>Salto de Agua 5.32 m; Macuspana 6.76 m</w:t>
             </w:r>
           </w:p>
         </w:tc>
@@ -938,7 +938,7 @@
                 <w:b w:val="0"/>
                 <w:sz w:val="16"/>
               </w:rPr>
-              <w:t>516.42</w:t>
+              <w:t>516.43</w:t>
             </w:r>
           </w:p>
         </w:tc>
@@ -953,7 +953,7 @@
                 <w:b w:val="0"/>
                 <w:sz w:val="16"/>
               </w:rPr>
-              <w:t>20.68</w:t>
+              <w:t>46.89</w:t>
             </w:r>
           </w:p>
         </w:tc>
@@ -968,7 +968,7 @@
                 <w:b w:val="0"/>
                 <w:sz w:val="16"/>
               </w:rPr>
-              <w:t>-13.05</w:t>
+              <w:t>204.69</w:t>
             </w:r>
           </w:p>
         </w:tc>
@@ -1030,7 +1030,7 @@
                 <w:b w:val="0"/>
                 <w:sz w:val="16"/>
               </w:rPr>
-              <w:t>391.32</w:t>
+              <w:t>391.40</w:t>
             </w:r>
           </w:p>
         </w:tc>
@@ -1045,7 +1045,7 @@
                 <w:b w:val="0"/>
                 <w:sz w:val="16"/>
               </w:rPr>
-              <w:t>-2.39</w:t>
+              <w:t>98.11</w:t>
             </w:r>
           </w:p>
         </w:tc>
@@ -1060,7 +1060,7 @@
                 <w:b w:val="0"/>
                 <w:sz w:val="16"/>
               </w:rPr>
-              <w:t>-2.39</w:t>
+              <w:t>221.32</w:t>
             </w:r>
           </w:p>
         </w:tc>
@@ -1090,7 +1090,7 @@
                 <w:b w:val="0"/>
                 <w:sz w:val="16"/>
               </w:rPr>
-              <w:t>-0.12</w:t>
+              <w:t>-0.15</w:t>
             </w:r>
           </w:p>
         </w:tc>
@@ -1122,21 +1122,6 @@
                 <w:b w:val="0"/>
                 <w:sz w:val="16"/>
               </w:rPr>
-              <w:t>7163.43</w:t>
-            </w:r>
-          </w:p>
-        </w:tc>
-        <w:tc>
-          <w:tcPr>
-            <w:tcW w:type="dxa" w:w="1752"/>
-          </w:tcPr>
-          <w:p>
-            <w:r>
-              <w:rPr>
-                <w:rFonts w:ascii="Arial" w:hAnsi="Arial"/>
-                <w:b w:val="0"/>
-                <w:sz w:val="16"/>
-              </w:rPr>
               <w:t>163.50</w:t>
             </w:r>
           </w:p>
@@ -1152,7 +1137,22 @@
                 <w:b w:val="0"/>
                 <w:sz w:val="16"/>
               </w:rPr>
-              <w:t>-11.79</w:t>
+              <w:t>58.21</w:t>
+            </w:r>
+          </w:p>
+        </w:tc>
+        <w:tc>
+          <w:tcPr>
+            <w:tcW w:type="dxa" w:w="1752"/>
+          </w:tcPr>
+          <w:p>
+            <w:r>
+              <w:rPr>
+                <w:rFonts w:ascii="Arial" w:hAnsi="Arial"/>
+                <w:b w:val="0"/>
+                <w:sz w:val="16"/>
+              </w:rPr>
+              <w:t>169.43</w:t>
             </w:r>
           </w:p>
         </w:tc>
@@ -1214,7 +1214,7 @@
                 <w:b w:val="0"/>
                 <w:sz w:val="16"/>
               </w:rPr>
-              <w:t>85.85</w:t>
+              <w:t>85.84</w:t>
             </w:r>
           </w:p>
         </w:tc>
@@ -1229,7 +1229,7 @@
                 <w:b w:val="0"/>
                 <w:sz w:val="16"/>
               </w:rPr>
-              <w:t>-1.02</w:t>
+              <w:t>83.06</w:t>
             </w:r>
           </w:p>
         </w:tc>
@@ -1244,7 +1244,7 @@
                 <w:b w:val="0"/>
                 <w:sz w:val="16"/>
               </w:rPr>
-              <w:t>-1.02</w:t>
+              <w:t>385.83</w:t>
             </w:r>
           </w:p>
         </w:tc>
@@ -1274,7 +1274,7 @@
                 <w:b w:val="0"/>
                 <w:sz w:val="16"/>
               </w:rPr>
-              <w:t>-0.05</w:t>
+              <w:t>-0.06</w:t>
             </w:r>
           </w:p>
         </w:tc>
@@ -1297,7 +1297,7 @@
           <w:rFonts w:ascii="Arial" w:hAnsi="Arial"/>
           <w:sz w:val="19"/>
         </w:rPr>
-        <w:t>Samaria registra 11.78 m y González/Carrizal 3.38 m. El gasto de Peñitas no debe equipararse automáticamente con el gasto que llega a cada brazo: deben incorporarse Platanar y otras aportaciones de cuenca libre y considerar la distribución hidráulica posterior. Como referencia operativa se conserva aproximadamente 70 % hacia Samaria y 30 % hacia Carrizal, sujeta a condiciones hidráulicas y a la operación de El Macayo.</w:t>
+        <w:t>Samaria registra 11.78 m y González/Carrizal 3.34 m. El gasto de Peñitas no debe equipararse automáticamente con el gasto que llega a cada brazo: deben incorporarse Platanar y otras aportaciones de cuenca libre y considerar la distribución hidráulica posterior. Como referencia operativa se conserva aproximadamente 70 % hacia Samaria y 30 % hacia Carrizal, sujeta a condiciones hidráulicas y a la operación de El Macayo.</w:t>
       </w:r>
     </w:p>
     <w:tbl>
@@ -1479,7 +1479,7 @@
                 <w:b w:val="0"/>
                 <w:sz w:val="16"/>
               </w:rPr>
-              <w:t>González 3.38 m</w:t>
+              <w:t>González 3.34 m</w:t>
             </w:r>
           </w:p>
         </w:tc>
@@ -1953,7 +1953,7 @@
           <w:rFonts w:ascii="Arial" w:hAnsi="Arial"/>
           <w:sz w:val="19"/>
         </w:rPr>
-        <w:t>El diagnóstico integrado del corte de las 08:59 h se mantiene condicionado por la evolución conjunta de Guatemala–Usumacinta–Boca del Cerro, Ríos Serranos–Pichucalco–Grijalva bajo, la cascada de presas y Peñitas/cuenca libre–Mezcalapa–Samaria–Carrizal. Ningún componente debe interpretarse de manera aislada. La señal operativa debe escalar únicamente cuando coincidan magnitud, persistencia y respuesta observada.</w:t>
+        <w:t>El diagnóstico integrado del corte de las 14:04 h se mantiene condicionado por la evolución conjunta de Guatemala–Usumacinta–Boca del Cerro, Ríos Serranos–Pichucalco–Grijalva bajo, la cascada de presas y Peñitas/cuenca libre–Mezcalapa–Samaria–Carrizal. Ningún componente debe interpretarse de manera aislada. La señal operativa debe escalar únicamente cuando coincidan magnitud, persistencia y respuesta observada.</w:t>
       </w:r>
     </w:p>
     <w:p>
@@ -2083,6 +2083,30 @@
           <w:rFonts w:ascii="Arial" w:hAnsi="Arial"/>
           <w:sz w:val="19"/>
         </w:rPr>
+        <w:t>WeatherLink: Cipat Chiapas 39.4 mm/24 h</w:t>
+      </w:r>
+    </w:p>
+    <w:p>
+      <w:pPr>
+        <w:pStyle w:val="ListBullet"/>
+      </w:pPr>
+      <w:r>
+        <w:rPr>
+          <w:rFonts w:ascii="Arial" w:hAnsi="Arial"/>
+          <w:sz w:val="19"/>
+        </w:rPr>
+        <w:t>WeatherLink: CHAPULTENANGO PCIVILCHIAPAS 38.9 mm/24 h</w:t>
+      </w:r>
+    </w:p>
+    <w:p>
+      <w:pPr>
+        <w:pStyle w:val="ListBullet"/>
+      </w:pPr>
+      <w:r>
+        <w:rPr>
+          <w:rFonts w:ascii="Arial" w:hAnsi="Arial"/>
+          <w:sz w:val="19"/>
+        </w:rPr>
         <w:t>WeatherLink: ASUR Villahermosa 34.8 mm/24 h</w:t>
       </w:r>
     </w:p>
@@ -2095,7 +2119,7 @@
           <w:rFonts w:ascii="Arial" w:hAnsi="Arial"/>
           <w:sz w:val="19"/>
         </w:rPr>
-        <w:t>WeatherLink: AMATÁN PCIVILCHIAPAS 33.3 mm/24 h</w:t>
+        <w:t>CONAGUA: PLATANAR 79.8 mm/24 h</w:t>
       </w:r>
     </w:p>
     <w:p>
@@ -2107,7 +2131,7 @@
           <w:rFonts w:ascii="Arial" w:hAnsi="Arial"/>
           <w:sz w:val="19"/>
         </w:rPr>
-        <w:t>WeatherLink: CHAPULTENANGO PCIVILCHIAPAS 29.7 mm/24 h</w:t>
+        <w:t>CONAGUA: HUIMANGUILLO (INIFAP) 76.2 mm/24 h</w:t>
       </w:r>
     </w:p>
     <w:p>
@@ -2119,7 +2143,7 @@
           <w:rFonts w:ascii="Arial" w:hAnsi="Arial"/>
           <w:sz w:val="19"/>
         </w:rPr>
-        <w:t>CONAGUA: MACUSPANA 127.0 mm/24 h</w:t>
+        <w:t>CONAGUA: EMILIANO ZAPATA (CHABLE) 63.0 mm/24 h</w:t>
       </w:r>
     </w:p>
     <w:p>
@@ -2131,7 +2155,7 @@
           <w:rFonts w:ascii="Arial" w:hAnsi="Arial"/>
           <w:sz w:val="19"/>
         </w:rPr>
-        <w:t>CONAGUA: HUIMANGUILLO (INIFAP) 127.0 mm/24 h</w:t>
+        <w:t>CONAGUA: GONZÁLEZ 54.2 mm/24 h</w:t>
       </w:r>
     </w:p>
     <w:p>
@@ -2143,31 +2167,7 @@
           <w:rFonts w:ascii="Arial" w:hAnsi="Arial"/>
           <w:sz w:val="19"/>
         </w:rPr>
-        <w:t>CONAGUA: PUYACATENGO 118.3 mm/24 h</w:t>
-      </w:r>
-    </w:p>
-    <w:p>
-      <w:pPr>
-        <w:pStyle w:val="ListBullet"/>
-      </w:pPr>
-      <w:r>
-        <w:rPr>
-          <w:rFonts w:ascii="Arial" w:hAnsi="Arial"/>
-          <w:sz w:val="19"/>
-        </w:rPr>
-        <w:t>CONAGUA: TEAPA 108.5 mm/24 h</w:t>
-      </w:r>
-    </w:p>
-    <w:p>
-      <w:pPr>
-        <w:pStyle w:val="ListBullet"/>
-      </w:pPr>
-      <w:r>
-        <w:rPr>
-          <w:rFonts w:ascii="Arial" w:hAnsi="Arial"/>
-          <w:sz w:val="19"/>
-        </w:rPr>
-        <w:t>CONAGUA: EMILIANO ZAPATA (CHABLE) 73.0 mm/24 h</w:t>
+        <w:t>CONAGUA: POSTA (PTE. LOS MONOS) 46.9 mm/24 h</w:t>
       </w:r>
     </w:p>
     <w:p>
@@ -2282,7 +2282,7 @@
                 <w:b w:val="0"/>
                 <w:sz w:val="16"/>
               </w:rPr>
-              <w:t>2026-09-27T06:26:20-06:00</w:t>
+              <w:t>2026-09-27T08:35:49-06:00</w:t>
             </w:r>
           </w:p>
         </w:tc>
@@ -2297,7 +2297,7 @@
                 <w:b w:val="0"/>
                 <w:sz w:val="16"/>
               </w:rPr>
-              <w:t>2026-09-27T08:05:06.283087-06:00</w:t>
+              <w:t>2026-09-27T13:54:28.526959-06:00</w:t>
             </w:r>
           </w:p>
         </w:tc>
@@ -2344,7 +2344,7 @@
                 <w:b w:val="0"/>
                 <w:sz w:val="16"/>
               </w:rPr>
-              <w:t>2026-09-26T11:02:37-06:00</w:t>
+              <w:t>2026-09-27T10:18:04-06:00</w:t>
             </w:r>
           </w:p>
         </w:tc>
@@ -2359,7 +2359,7 @@
                 <w:b w:val="0"/>
                 <w:sz w:val="16"/>
               </w:rPr>
-              <w:t>2026-09-26T13:49:14.706847-06:00</w:t>
+              <w:t>2026-09-27T13:54:28.526959-06:00</w:t>
             </w:r>
           </w:p>
         </w:tc>
@@ -2513,7 +2513,7 @@
           <w:rFonts w:ascii="Arial" w:hAnsi="Arial"/>
           <w:sz w:val="19"/>
         </w:rPr>
-        <w:t>El Tigre–Usumacinta: nivel 3.82 m · caudal 618.70 m³/s.</w:t>
+        <w:t>El Tigre–Usumacinta: nivel 9.35 m · caudal 2573.83 m³/s.</w:t>
       </w:r>
     </w:p>
     <w:p>
@@ -2525,7 +2525,7 @@
           <w:rFonts w:ascii="Arial" w:hAnsi="Arial"/>
           <w:sz w:val="19"/>
         </w:rPr>
-        <w:t>Cadena de seguimiento en Tabasco: Boca del Cerro: 15.33 m · Δ24 h +0.13 m → Balancán: s/d → Emiliano Zapata: s/d → Jonuta: s/d → Centla/Tres Brazos: s/d.</w:t>
+        <w:t>Cadena de seguimiento en Tabasco: Boca del Cerro: 15.33 m · Δ24 h +0.05 m → Balancán: s/d → Emiliano Zapata: s/d → Jonuta: s/d → Centla/Tres Brazos: s/d.</w:t>
       </w:r>
     </w:p>
     <w:p>
@@ -2537,7 +2537,7 @@
           <w:rFonts w:ascii="Arial" w:hAnsi="Arial"/>
           <w:sz w:val="19"/>
         </w:rPr>
-        <w:t>Evolución El Tigre: Δ nivel -5.460 m en 12.0 h; tendencia disminuyendo.</w:t>
+        <w:t>Evolución El Tigre: Δ nivel +0.070 m en 12.0 h; tendencia incrementando.</w:t>
       </w:r>
     </w:p>
     <w:p>

--- a/data/analysis/Reportes/Archivo/Analisis_Hidrometeorologico_2026-09-27.docx
+++ b/data/analysis/Reportes/Archivo/Analisis_Hidrometeorologico_2026-09-27.docx
@@ -35,7 +35,7 @@
           <w:rFonts w:ascii="Arial" w:hAnsi="Arial"/>
           <w:sz w:val="19"/>
         </w:rPr>
-        <w:t>CORTE: 2026-09-27 14:04</w:t>
+        <w:t>CORTE: 2026-09-27 14:13</w:t>
       </w:r>
     </w:p>
     <w:p>
@@ -75,7 +75,7 @@
           <w:rFonts w:ascii="Arial" w:hAnsi="Arial"/>
           <w:sz w:val="19"/>
         </w:rPr>
-        <w:t>Al corte de las 14:04 h, la lectura debe mantenerse integrada y no por cuencas aisladas. La señal hidrométrica más reciente tiene como referencia principal el corte vigente de niveles y la lluvia observada/prevista sobre Guatemala, Chiapas y Tabasco. El mayor cambio de 24 h entre estaciones observadas es Pueblo Nuevo +0.34 m/24 h. La prioridad operativa es confirmar cualquier cambio de escenario con coincidencia de lluvia, saturación, niveles, caudales y operación de presas; el pronóstico por sí solo no constituye una creciente confirmada.</w:t>
+        <w:t>Al corte de las 14:13 h, la lectura debe mantenerse integrada y no por cuencas aisladas. La señal hidrométrica más reciente tiene como referencia principal el corte vigente de niveles y la lluvia observada/prevista sobre Guatemala, Chiapas y Tabasco. El mayor cambio de 24 h entre estaciones observadas es Pueblo Nuevo +0.34 m/24 h. La prioridad operativa es confirmar cualquier cambio de escenario con coincidencia de lluvia, saturación, niveles, caudales y operación de presas; el pronóstico por sí solo no constituye una creciente confirmada.</w:t>
       </w:r>
     </w:p>
     <w:p>
@@ -1953,7 +1953,7 @@
           <w:rFonts w:ascii="Arial" w:hAnsi="Arial"/>
           <w:sz w:val="19"/>
         </w:rPr>
-        <w:t>El diagnóstico integrado del corte de las 14:04 h se mantiene condicionado por la evolución conjunta de Guatemala–Usumacinta–Boca del Cerro, Ríos Serranos–Pichucalco–Grijalva bajo, la cascada de presas y Peñitas/cuenca libre–Mezcalapa–Samaria–Carrizal. Ningún componente debe interpretarse de manera aislada. La señal operativa debe escalar únicamente cuando coincidan magnitud, persistencia y respuesta observada.</w:t>
+        <w:t>El diagnóstico integrado del corte de las 14:13 h se mantiene condicionado por la evolución conjunta de Guatemala–Usumacinta–Boca del Cerro, Ríos Serranos–Pichucalco–Grijalva bajo, la cascada de presas y Peñitas/cuenca libre–Mezcalapa–Samaria–Carrizal. Ningún componente debe interpretarse de manera aislada. La señal operativa debe escalar únicamente cuando coincidan magnitud, persistencia y respuesta observada.</w:t>
       </w:r>
     </w:p>
     <w:p>
@@ -2297,7 +2297,7 @@
                 <w:b w:val="0"/>
                 <w:sz w:val="16"/>
               </w:rPr>
-              <w:t>2026-09-27T13:54:28.526959-06:00</w:t>
+              <w:t>2026-09-27T14:08:06.893861-06:00</w:t>
             </w:r>
           </w:p>
         </w:tc>
@@ -2359,7 +2359,7 @@
                 <w:b w:val="0"/>
                 <w:sz w:val="16"/>
               </w:rPr>
-              <w:t>2026-09-27T13:54:28.526959-06:00</w:t>
+              <w:t>2026-09-27T14:08:06.893861-06:00</w:t>
             </w:r>
           </w:p>
         </w:tc>

--- a/data/analysis/Reportes/Archivo/Analisis_Hidrometeorologico_2026-09-27.docx
+++ b/data/analysis/Reportes/Archivo/Analisis_Hidrometeorologico_2026-09-27.docx
@@ -35,7 +35,7 @@
           <w:rFonts w:ascii="Arial" w:hAnsi="Arial"/>
           <w:sz w:val="19"/>
         </w:rPr>
-        <w:t>CORTE: 2026-09-27 14:13</w:t>
+        <w:t>CORTE: 2026-09-27 14:21</w:t>
       </w:r>
     </w:p>
     <w:p>
@@ -75,7 +75,7 @@
           <w:rFonts w:ascii="Arial" w:hAnsi="Arial"/>
           <w:sz w:val="19"/>
         </w:rPr>
-        <w:t>Al corte de las 14:13 h, la lectura debe mantenerse integrada y no por cuencas aisladas. La señal hidrométrica más reciente tiene como referencia principal el corte vigente de niveles y la lluvia observada/prevista sobre Guatemala, Chiapas y Tabasco. El mayor cambio de 24 h entre estaciones observadas es Pueblo Nuevo +0.34 m/24 h. La prioridad operativa es confirmar cualquier cambio de escenario con coincidencia de lluvia, saturación, niveles, caudales y operación de presas; el pronóstico por sí solo no constituye una creciente confirmada.</w:t>
+        <w:t>Al corte de las 14:21 h, la lectura debe mantenerse integrada y no por cuencas aisladas. La señal hidrométrica más reciente tiene como referencia principal el corte vigente de niveles y la lluvia observada/prevista sobre Guatemala, Chiapas y Tabasco. El mayor cambio de 24 h entre estaciones observadas es Pueblo Nuevo +0.34 m/24 h. La prioridad operativa es confirmar cualquier cambio de escenario con coincidencia de lluvia, saturación, niveles, caudales y operación de presas; el pronóstico por sí solo no constituye una creciente confirmada.</w:t>
       </w:r>
     </w:p>
     <w:p>
@@ -1953,7 +1953,7 @@
           <w:rFonts w:ascii="Arial" w:hAnsi="Arial"/>
           <w:sz w:val="19"/>
         </w:rPr>
-        <w:t>El diagnóstico integrado del corte de las 14:13 h se mantiene condicionado por la evolución conjunta de Guatemala–Usumacinta–Boca del Cerro, Ríos Serranos–Pichucalco–Grijalva bajo, la cascada de presas y Peñitas/cuenca libre–Mezcalapa–Samaria–Carrizal. Ningún componente debe interpretarse de manera aislada. La señal operativa debe escalar únicamente cuando coincidan magnitud, persistencia y respuesta observada.</w:t>
+        <w:t>El diagnóstico integrado del corte de las 14:21 h se mantiene condicionado por la evolución conjunta de Guatemala–Usumacinta–Boca del Cerro, Ríos Serranos–Pichucalco–Grijalva bajo, la cascada de presas y Peñitas/cuenca libre–Mezcalapa–Samaria–Carrizal. Ningún componente debe interpretarse de manera aislada. La señal operativa debe escalar únicamente cuando coincidan magnitud, persistencia y respuesta observada.</w:t>
       </w:r>
     </w:p>
     <w:p>
